--- a/Tan Dung (AI)/Chạy xử lý toàn bộ hệ thống/Report/Script thuyết trình.docx
+++ b/Tan Dung (AI)/Chạy xử lý toàn bộ hệ thống/Report/Script thuyết trình.docx
@@ -302,29 +302,29 @@
         <w:rPr>
           <w:b/>
         </w:rPr>
-        <w:t>[Panel trái — AFCL]</w:t>
-      </w:r>
-      <w:r>
-        <w:rPr>
-          <w:b w:val="0"/>
-        </w:rPr>
-        <w:br/>
-        <w:t>"Loss em dùng là AFCL — Asymmetric Focal Cognitive Loss, có trọng số riêng cho từng lớp tư thế để xử lý mất cân bằng dữ liệu. Em chạy 2 lần train đủ 40 epoch, và bản Balanced-8 là bản đang deploy thật."</w:t>
-      </w:r>
-    </w:p>
-    <w:p>
-      <w:r>
-        <w:rPr>
-          <w:b/>
-        </w:rPr>
-        <w:t>[Panel phải — biểu đồ stock vs fine-tuned]</w:t>
-      </w:r>
-      <w:r>
-        <w:rPr>
-          <w:b w:val="0"/>
-        </w:rPr>
-        <w:br/>
-        <w:t>"Đây là kết quả đo thật: em lấy đúng bản YOLOv8n-cls gốc, chưa fine-tune gì cả, và bản đang deploy, cho cả hai chạy trên cùng 12,460 ảnh test thật của v4_split_flat. Bản gốc đạt 0% — không phải vì nó tệ, mà vì nó chỉ biết 1000 lớp ImageNet, không thể nào đoán ra 5 lớp tư thế của mình. Còn bản đã fine-tune đạt 97.98% trên đúng bộ ảnh đó."</w:t>
+        <w:t>[Mở đầu — bối cảnh so sánh]</w:t>
+      </w:r>
+      <w:r>
+        <w:rPr>
+          <w:b w:val="0"/>
+        </w:rPr>
+        <w:br/>
+        <w:t>"Ở đây em so sánh Round 1 — bản classifier đầu tiên nhóm từng train, trên bộ data cũ, loss thường — với bản đang deploy hiện tại, dùng loss AFCL. Cả hai chạy trên cùng 12,460 ảnh test thật của v4_split_flat, mà Round 1 thì chưa từng thấy bộ data này bao giờ nên đây là so sánh công bằng, đúng nghĩa test."</w:t>
+      </w:r>
+    </w:p>
+    <w:p>
+      <w:r>
+        <w:rPr>
+          <w:b/>
+        </w:rPr>
+        <w:t>[Biểu đồ — đọc kết quả theo từng lớp]</w:t>
+      </w:r>
+      <w:r>
+        <w:rPr>
+          <w:b w:val="0"/>
+        </w:rPr>
+        <w:br/>
+        <w:t>"Tổng thể Round 1 đạt 85.7%, bản deploy đạt 98%. Nhưng nhìn theo từng lớp thì rõ nhất là lớp bend — tăng từ 46.4% lên 95.8%, gần như gấp đôi. Đây đúng là lớp khó nhất, và cả loss AFCL có trọng số riêng theo lớp lẫn bộ data v4_split_flat lớn hơn, sạch hơn đều nhắm đúng vào việc cải thiện những lớp khó như thế này."</w:t>
       </w:r>
     </w:p>
     <w:p/>
